--- a/dist/คู่มือ_ผู้ดูแลระบบ_Admin.docx
+++ b/dist/คู่มือ_ผู้ดูแลระบบ_Admin.docx
@@ -1205,6 +1205,32 @@
           <w:sz w:val="20"/>
           <w:szCs w:val="20"/>
         </w:rPr>
+        <w:t>• ☀️ ช่วงเรียนซัมเมอร์</w:t>
+      </w:r>
+      <w:r>
+        <w:rPr>
+          <w:rFonts w:ascii="Tahoma" w:hAnsi="Tahoma" w:cs="Tahoma" w:eastAsia="Tahoma"/>
+          <w:b w:val="0"/>
+          <w:color w:val="62757F"/>
+          <w:sz w:val="20"/>
+          <w:szCs w:val="20"/>
+        </w:rPr>
+        <w:t xml:space="preserve">  —  สำหรับเด็กที่จบไปแล้วและกลับมาเรียนช่วงปิดเทอม · ปุ่มอยู่ที่แถวของเด็กในหัวข้อ “สิ้นสุดการเรียนแล้ว” · เลือกวันแรกและวันสุดท้าย (มีปุ่ม 30/45/60 วัน) · ระบบใช้งานได้ครบเหมือนเด็กปกติในช่วงนั้น และ**ปิดเองเมื่อถึงวันสุดท้าย** · ประวัติการจบการศึกษาไม่ถูกแตะ</w:t>
+      </w:r>
+    </w:p>
+    <w:p>
+      <w:pPr>
+        <w:spacing w:after="60"/>
+        <w:ind w:left="312"/>
+      </w:pPr>
+      <w:r>
+        <w:rPr>
+          <w:rFonts w:ascii="Tahoma" w:hAnsi="Tahoma" w:cs="Tahoma" w:eastAsia="Tahoma"/>
+          <w:b/>
+          <w:color w:val="1C2A33"/>
+          <w:sz w:val="20"/>
+          <w:szCs w:val="20"/>
+        </w:rPr>
         <w:t>• ผู้ปกครอง</w:t>
       </w:r>
       <w:r>
@@ -1423,7 +1449,111 @@
           <w:sz w:val="20"/>
           <w:szCs w:val="20"/>
         </w:rPr>
-        <w:t xml:space="preserve">  —  พิกัด GPS · รัศมี · เวลาทำงาน · วันตัดบิล · เขตเวลา · การแจ้งเตือน</w:t>
+        <w:t xml:space="preserve">  —  พิกัด GPS · รัศมี · เวลาทำงาน · วันตัดบิล · เขตเวลา</w:t>
+      </w:r>
+    </w:p>
+    <w:p>
+      <w:pPr>
+        <w:spacing w:after="60"/>
+        <w:ind w:left="312"/>
+      </w:pPr>
+      <w:r>
+        <w:rPr>
+          <w:rFonts w:ascii="Tahoma" w:hAnsi="Tahoma" w:cs="Tahoma" w:eastAsia="Tahoma"/>
+          <w:b/>
+          <w:color w:val="1C2A33"/>
+          <w:sz w:val="20"/>
+          <w:szCs w:val="20"/>
+        </w:rPr>
+        <w:t>• 🔔 ตั้งค่าการแจ้งเตือน</w:t>
+      </w:r>
+      <w:r>
+        <w:rPr>
+          <w:rFonts w:ascii="Tahoma" w:hAnsi="Tahoma" w:cs="Tahoma" w:eastAsia="Tahoma"/>
+          <w:b w:val="0"/>
+          <w:color w:val="62757F"/>
+          <w:sz w:val="20"/>
+          <w:szCs w:val="20"/>
+        </w:rPr>
+        <w:t xml:space="preserve">  —  15 หัวข้อ แยกเป็นรายเรื่อง · แต่ละเรื่องเลือกช่องทางเองได้ **📱 ในแอป** (กระดิ่ง 🔔 ไม่เสียโควตา) และ **💬 Line OA** (ใช้โควตารายเดือน) · ติ๊กช่องเดียว สองช่อง หรือไม่ติ๊กเลยก็ได้</w:t>
+      </w:r>
+    </w:p>
+    <w:p>
+      <w:pPr>
+        <w:spacing w:after="60"/>
+        <w:ind w:left="312"/>
+      </w:pPr>
+      <w:r>
+        <w:rPr>
+          <w:rFonts w:ascii="Tahoma" w:hAnsi="Tahoma" w:cs="Tahoma" w:eastAsia="Tahoma"/>
+          <w:b/>
+          <w:color w:val="1C2A33"/>
+          <w:sz w:val="20"/>
+          <w:szCs w:val="20"/>
+        </w:rPr>
+        <w:t>• การบังคับลงเวลา</w:t>
+      </w:r>
+      <w:r>
+        <w:rPr>
+          <w:rFonts w:ascii="Tahoma" w:hAnsi="Tahoma" w:cs="Tahoma" w:eastAsia="Tahoma"/>
+          <w:b w:val="0"/>
+          <w:color w:val="62757F"/>
+          <w:sz w:val="20"/>
+          <w:szCs w:val="20"/>
+        </w:rPr>
+        <w:t xml:space="preserve">  —  กำหนดรายคนว่าต้อง Check-in/out หรือไม่ · แสดงเป็นชื่อเล่น · **ไม่แสดงพนักงานที่สิ้นสุดการทำงานแล้ว**</w:t>
+      </w:r>
+    </w:p>
+    <w:p>
+      <w:pPr>
+        <w:spacing w:after="60"/>
+        <w:ind w:left="312"/>
+      </w:pPr>
+      <w:r>
+        <w:rPr>
+          <w:rFonts w:ascii="Tahoma" w:hAnsi="Tahoma" w:cs="Tahoma" w:eastAsia="Tahoma"/>
+          <w:b/>
+          <w:color w:val="1C2A33"/>
+          <w:sz w:val="20"/>
+          <w:szCs w:val="20"/>
+        </w:rPr>
+        <w:t>• นาทีที่ถือว่าออกก่อนเวลา</w:t>
+      </w:r>
+      <w:r>
+        <w:rPr>
+          <w:rFonts w:ascii="Tahoma" w:hAnsi="Tahoma" w:cs="Tahoma" w:eastAsia="Tahoma"/>
+          <w:b w:val="0"/>
+          <w:color w:val="62757F"/>
+          <w:sz w:val="20"/>
+          <w:szCs w:val="20"/>
+        </w:rPr>
+        <w:t xml:space="preserve">  —  ตั้งได้เอง (ค่าเริ่มต้น 30 นาที) — ใช้ตัดสินว่าจะเด้ง pop-up ให้คุณครูยืนยันตอนกดเลิกงานก่อนเวลาหรือไม่</w:t>
+      </w:r>
+    </w:p>
+    <w:p>
+      <w:pPr>
+        <w:spacing w:after="60"/>
+        <w:ind w:left="312"/>
+      </w:pPr>
+      <w:r>
+        <w:rPr>
+          <w:rFonts w:ascii="Tahoma" w:hAnsi="Tahoma" w:cs="Tahoma" w:eastAsia="Tahoma"/>
+          <w:b/>
+          <w:color w:val="1C2A33"/>
+          <w:sz w:val="20"/>
+          <w:szCs w:val="20"/>
+        </w:rPr>
+        <w:t>• 💳 ตรวจระบบตรวจสลิป (SlipOK)</w:t>
+      </w:r>
+      <w:r>
+        <w:rPr>
+          <w:rFonts w:ascii="Tahoma" w:hAnsi="Tahoma" w:cs="Tahoma" w:eastAsia="Tahoma"/>
+          <w:b w:val="0"/>
+          <w:color w:val="62757F"/>
+          <w:sz w:val="20"/>
+          <w:szCs w:val="20"/>
+        </w:rPr>
+        <w:t xml:space="preserve">  —  ดูว่ายังทำงานอยู่ไหม · แพ็กเกจเหลือกี่วัน · โควตาเหลือกี่ใบ · ระบบจะเตือนเองที่กระดิ่งเมื่อเหลือ 14 / 7 วัน หรือโควตาใกล้หมด</w:t>
       </w:r>
     </w:p>
     <w:p>
@@ -1854,6 +1984,161 @@
           <w:szCs w:val="20"/>
         </w:rPr>
         <w:t>การแจ้งเตือนอนุมัติทั่วไปเข้ากล่องในแอป (🔔) · เหตุฉุกเฉินเช่นอุบัติเหตุส่ง LINE เสมอ</w:t>
+      </w:r>
+    </w:p>
+    <w:p>
+      <w:pPr>
+        <w:spacing w:after="20" w:before="0"/>
+      </w:pPr>
+      <w:r>
+        <w:rPr>
+          <w:rFonts w:ascii="Tahoma" w:hAnsi="Tahoma" w:cs="Tahoma" w:eastAsia="Tahoma"/>
+          <w:b/>
+          <w:color w:val="123A4F"/>
+          <w:sz w:val="21"/>
+          <w:szCs w:val="21"/>
+        </w:rPr>
+        <w:t>10.  ทุกหัวข้อแจ้งเตือนเริ่มต้นที่ “ปิด”</w:t>
+      </w:r>
+    </w:p>
+    <w:p>
+      <w:pPr>
+        <w:spacing w:after="140" w:before="0"/>
+        <w:ind w:left="340"/>
+      </w:pPr>
+      <w:r>
+        <w:rPr>
+          <w:rFonts w:ascii="Tahoma" w:hAnsi="Tahoma" w:cs="Tahoma" w:eastAsia="Tahoma"/>
+          <w:b w:val="0"/>
+          <w:color w:val="1C2A33"/>
+          <w:sz w:val="20"/>
+          <w:szCs w:val="20"/>
+        </w:rPr>
+        <w:t>ตั้งใจให้โรงเรียนเลือกเอง · **เรื่องที่ไม่ได้ติ๊กช่องไหนเลย จะไม่ถูกส่งและไม่ถูกเก็บไว้ที่ไหน** หน้าจอจะบอกจำนวนเรื่องที่ยังไม่ถึงใครให้เห็น และถ้าบันทึกแบบปิดทุกหัวข้อ ระบบจะถามยืนยันก่อน</w:t>
+      </w:r>
+    </w:p>
+    <w:p>
+      <w:pPr>
+        <w:spacing w:after="20" w:before="0"/>
+      </w:pPr>
+      <w:r>
+        <w:rPr>
+          <w:rFonts w:ascii="Tahoma" w:hAnsi="Tahoma" w:cs="Tahoma" w:eastAsia="Tahoma"/>
+          <w:b/>
+          <w:color w:val="123A4F"/>
+          <w:sz w:val="21"/>
+          <w:szCs w:val="21"/>
+        </w:rPr>
+        <w:t>11.  🚨 เหตุฉุกเฉินไม่มีสวิตช์ปิด</w:t>
+      </w:r>
+    </w:p>
+    <w:p>
+      <w:pPr>
+        <w:spacing w:after="140" w:before="0"/>
+        <w:ind w:left="340"/>
+      </w:pPr>
+      <w:r>
+        <w:rPr>
+          <w:rFonts w:ascii="Tahoma" w:hAnsi="Tahoma" w:cs="Tahoma" w:eastAsia="Tahoma"/>
+          <w:b w:val="0"/>
+          <w:color w:val="1C2A33"/>
+          <w:sz w:val="20"/>
+          <w:szCs w:val="20"/>
+        </w:rPr>
+        <w:t>อุบัติเหตุ/บาดเจ็บส่ง LINE เสมอ ทั้งถึงครอบครัวและแอดมิน ไม่ว่าตั้งค่าอย่างไร</w:t>
+      </w:r>
+    </w:p>
+    <w:p>
+      <w:pPr>
+        <w:spacing w:after="20" w:before="0"/>
+      </w:pPr>
+      <w:r>
+        <w:rPr>
+          <w:rFonts w:ascii="Tahoma" w:hAnsi="Tahoma" w:cs="Tahoma" w:eastAsia="Tahoma"/>
+          <w:b/>
+          <w:color w:val="123A4F"/>
+          <w:sz w:val="21"/>
+          <w:szCs w:val="21"/>
+        </w:rPr>
+        <w:t>12.  ซัมเมอร์ ≠ นำกลับ</w:t>
+      </w:r>
+    </w:p>
+    <w:p>
+      <w:pPr>
+        <w:spacing w:after="140" w:before="0"/>
+        <w:ind w:left="340"/>
+      </w:pPr>
+      <w:r>
+        <w:rPr>
+          <w:rFonts w:ascii="Tahoma" w:hAnsi="Tahoma" w:cs="Tahoma" w:eastAsia="Tahoma"/>
+          <w:b w:val="0"/>
+          <w:color w:val="1C2A33"/>
+          <w:sz w:val="20"/>
+          <w:szCs w:val="20"/>
+        </w:rPr>
+        <w:t>☀️ ซัมเมอร์ = กลับมาชั่วคราว ระบบปิดเองเมื่อครบกำหนด และประวัติการจบการศึกษายังอยู่ · ↩️ นำกลับ = ล้างวันสิ้นสุด กลับเป็นนักเรียนปกติถาวร</w:t>
+      </w:r>
+    </w:p>
+    <w:p>
+      <w:pPr>
+        <w:spacing w:after="20" w:before="0"/>
+      </w:pPr>
+      <w:r>
+        <w:rPr>
+          <w:rFonts w:ascii="Tahoma" w:hAnsi="Tahoma" w:cs="Tahoma" w:eastAsia="Tahoma"/>
+          <w:b/>
+          <w:color w:val="123A4F"/>
+          <w:sz w:val="21"/>
+          <w:szCs w:val="21"/>
+        </w:rPr>
+        <w:t>13.  ซัมเมอร์คิดราคาปกติ และไม่ทำประกันให้</w:t>
+      </w:r>
+    </w:p>
+    <w:p>
+      <w:pPr>
+        <w:spacing w:after="140" w:before="0"/>
+        <w:ind w:left="340"/>
+      </w:pPr>
+      <w:r>
+        <w:rPr>
+          <w:rFonts w:ascii="Tahoma" w:hAnsi="Tahoma" w:cs="Tahoma" w:eastAsia="Tahoma"/>
+          <w:b w:val="0"/>
+          <w:color w:val="1C2A33"/>
+          <w:sz w:val="20"/>
+          <w:szCs w:val="20"/>
+        </w:rPr>
+        <w:t>ออกบิลพร้อมรอบรายเดือนตามปกติ · เดือนที่มาไม่เต็ม ให้ตั้งราคาของเดือนนั้นเองที่ฟอร์มนักเรียนก่อน · ช่วงสั้นโรงเรียนไม่ทำประกัน ระบบจึงแสดงว่า “ไม่มีความคุ้มครอง” ตามจริง</w:t>
+      </w:r>
+    </w:p>
+    <w:p>
+      <w:pPr>
+        <w:spacing w:after="20" w:before="0"/>
+      </w:pPr>
+      <w:r>
+        <w:rPr>
+          <w:rFonts w:ascii="Tahoma" w:hAnsi="Tahoma" w:cs="Tahoma" w:eastAsia="Tahoma"/>
+          <w:b/>
+          <w:color w:val="123A4F"/>
+          <w:sz w:val="21"/>
+          <w:szCs w:val="21"/>
+        </w:rPr>
+        <w:t>14.  กด “อัปเดตตาราง” หนึ่งครั้งหลังเปิดใช้งาน</w:t>
+      </w:r>
+    </w:p>
+    <w:p>
+      <w:pPr>
+        <w:spacing w:after="140" w:before="0"/>
+        <w:ind w:left="340"/>
+      </w:pPr>
+      <w:r>
+        <w:rPr>
+          <w:rFonts w:ascii="Tahoma" w:hAnsi="Tahoma" w:cs="Tahoma" w:eastAsia="Tahoma"/>
+          <w:b w:val="0"/>
+          <w:color w:val="1C2A33"/>
+          <w:sz w:val="20"/>
+          <w:szCs w:val="20"/>
+        </w:rPr>
+        <w:t>สรุปรายวันและตัวเฝ้า SlipOK เป็นงานตั้งเวลา — **จะยังไม่เริ่มทำงานจนกว่าจะกดปุ่มนี้**</w:t>
       </w:r>
     </w:p>
     <w:p>

--- a/dist/คู่มือ_ผู้ดูแลระบบ_Admin.docx
+++ b/dist/คู่มือ_ผู้ดูแลระบบ_Admin.docx
@@ -1595,6 +1595,32 @@
           <w:sz w:val="20"/>
           <w:szCs w:val="20"/>
         </w:rPr>
+        <w:t>• 📦 สำรองข้อมูลทั้งโรงเรียน</w:t>
+      </w:r>
+      <w:r>
+        <w:rPr>
+          <w:rFonts w:ascii="Tahoma" w:hAnsi="Tahoma" w:cs="Tahoma" w:eastAsia="Tahoma"/>
+          <w:b w:val="0"/>
+          <w:color w:val="62757F"/>
+          <w:sz w:val="20"/>
+          <w:szCs w:val="20"/>
+        </w:rPr>
+        <w:t xml:space="preserve">  —  นำเข้า/นำออก › ปุ่ม **📦 ดาวน์โหลดไฟล์ Excel** · ได้ไฟล์เดียว **46 แท็บ (หนึ่งตาราง = หนึ่งแท็บ)** — เด็ก · ผู้ปกครอง · พนักงาน · บันทึกรายวัน · เงินเดือน · ครบทุกตาราง · เป็น**สำเนาของโรงเรียนเอง เปิดได้โดยไม่ต้องใช้แอปนี้** · ระหว่างทำจะขึ้นจำนวนแถวให้เห็น (โรงเรียนที่ข้อมูลเยอะอาจใช้เวลาหลายนาที — ไม่ต้องปิดหน้าจอ) · **ไฟล์นี้ไม่มีรหัสผ่าน และไม่มีคีย์เชื่อมต่อ SlipOK/LINE** เพื่อไม่ให้ไฟล์ที่หลุดออกไปถูกใช้สวมรอยโรงเรียน · ระบบบันทึกไว้ทุกครั้งว่าใครกดและเมื่อไร</w:t>
+      </w:r>
+    </w:p>
+    <w:p>
+      <w:pPr>
+        <w:spacing w:after="60"/>
+        <w:ind w:left="312"/>
+      </w:pPr>
+      <w:r>
+        <w:rPr>
+          <w:rFonts w:ascii="Tahoma" w:hAnsi="Tahoma" w:cs="Tahoma" w:eastAsia="Tahoma"/>
+          <w:b/>
+          <w:color w:val="1C2A33"/>
+          <w:sz w:val="20"/>
+          <w:szCs w:val="20"/>
+        </w:rPr>
         <w:t>• รายงานความเร็ว</w:t>
       </w:r>
       <w:r>

--- a/dist/คู่มือ_ผู้ดูแลระบบ_Admin.docx
+++ b/dist/คู่มือ_ผู้ดูแลระบบ_Admin.docx
@@ -1605,7 +1605,7 @@
           <w:sz w:val="20"/>
           <w:szCs w:val="20"/>
         </w:rPr>
-        <w:t xml:space="preserve">  —  นำเข้า/นำออก › ปุ่ม **📦 ดาวน์โหลดไฟล์ Excel** · ได้ไฟล์เดียว **46 แท็บ (หนึ่งตาราง = หนึ่งแท็บ)** — เด็ก · ผู้ปกครอง · พนักงาน · บันทึกรายวัน · เงินเดือน · ครบทุกตาราง · เป็น**สำเนาของโรงเรียนเอง เปิดได้โดยไม่ต้องใช้แอปนี้** · ระหว่างทำจะขึ้นจำนวนแถวให้เห็น (โรงเรียนที่ข้อมูลเยอะอาจใช้เวลาหลายนาที — ไม่ต้องปิดหน้าจอ) · **ไฟล์นี้ไม่มีรหัสผ่าน และไม่มีคีย์เชื่อมต่อ SlipOK/LINE** เพื่อไม่ให้ไฟล์ที่หลุดออกไปถูกใช้สวมรอยโรงเรียน · ระบบบันทึกไว้ทุกครั้งว่าใครกดและเมื่อไร</w:t>
+        <w:t xml:space="preserve">  —  จัดการ › ⚙️ ตั้งค่า &amp; เครื่องมือ › **📥 นำเข้า/นำออก · สำรองข้อมูล** › เลื่อนลงล่างสุด › ปุ่ม **📦 ดาวน์โหลดไฟล์ Excel** · ได้ไฟล์เดียว **46 แท็บ (หนึ่งตาราง = หนึ่งแท็บ)** — เด็ก · ผู้ปกครอง · พนักงาน · บันทึกรายวัน · เงินเดือน · ครบทุกตาราง · เป็น**สำเนาของโรงเรียนเอง เปิดได้โดยไม่ต้องใช้แอปนี้** · ระหว่างทำจะขึ้นจำนวนแถวให้เห็น (โรงเรียนที่ข้อมูลเยอะอาจใช้เวลาหลายนาที — ไม่ต้องปิดหน้าจอ) · **ไฟล์นี้ไม่มีรหัสผ่าน และไม่มีคีย์เชื่อมต่อ SlipOK/LINE** เพื่อไม่ให้ไฟล์ที่หลุดออกไปถูกใช้สวมรอยโรงเรียน · ระบบบันทึกไว้ทุกครั้งว่าใครกดและเมื่อไร</w:t>
       </w:r>
     </w:p>
     <w:p>
